--- a/docs/tai-lieu/BaoCao_CNPM_UTC_QuanLyKhachSan.docx
+++ b/docs/tai-lieu/BaoCao_CNPM_UTC_QuanLyKhachSan.docx
@@ -179,6 +179,7 @@
         <w:spacing w:before="60" w:after="0"/>
         <w:ind w:left="1134"/>
       </w:pPr>
+      <w:proofErr w:type="spellStart"/>
       <w:r>
         <w:rPr>
           <w:rFonts w:ascii="Times New Roman" w:hAnsi="Times New Roman"/>
@@ -186,7 +187,17 @@
           <w:color w:val="000000"/>
           <w:sz w:val="26"/>
         </w:rPr>
-        <w:t xml:space="preserve">Nhóm </w:t>
+        <w:t>Nhóm</w:t>
+      </w:r>
+      <w:proofErr w:type="spellEnd"/>
+      <w:r>
+        <w:rPr>
+          <w:rFonts w:ascii="Times New Roman" w:hAnsi="Times New Roman"/>
+          <w:b/>
+          <w:color w:val="000000"/>
+          <w:sz w:val="26"/>
+        </w:rPr>
+        <w:t xml:space="preserve"> </w:t>
       </w:r>
       <w:proofErr w:type="spellStart"/>
       <w:r>
@@ -377,16 +388,7 @@
           <w:color w:val="000000"/>
           <w:sz w:val="26"/>
         </w:rPr>
-        <w:t xml:space="preserve"> </w:t>
-      </w:r>
-      <w:r>
-        <w:rPr>
-          <w:rFonts w:ascii="Times New Roman" w:hAnsi="Times New Roman"/>
-          <w:b/>
-          <w:color w:val="000000"/>
-          <w:sz w:val="26"/>
-        </w:rPr>
-        <w:t>:</w:t>
+        <w:t xml:space="preserve"> :</w:t>
       </w:r>
       <w:proofErr w:type="gramEnd"/>
       <w:r>
@@ -753,18 +755,8 @@
                 <w:sz w:val="26"/>
                 <w:szCs w:val="24"/>
               </w:rPr>
-              <w:t xml:space="preserve"> Văn </w:t>
-            </w:r>
-            <w:proofErr w:type="spellStart"/>
-            <w:r>
-              <w:rPr>
-                <w:rFonts w:eastAsia="Times New Roman" w:cs="Times New Roman"/>
-                <w:sz w:val="26"/>
-                <w:szCs w:val="24"/>
-              </w:rPr>
-              <w:t>Luật</w:t>
-            </w:r>
-            <w:proofErr w:type="spellEnd"/>
+              <w:t xml:space="preserve"> Văn Luật</w:t>
+            </w:r>
           </w:p>
         </w:tc>
         <w:tc>
@@ -9747,14 +9739,74 @@
         <w:spacing w:before="20" w:after="20"/>
         <w:ind w:left="567"/>
         <w:jc w:val="both"/>
-      </w:pPr>
-      <w:r>
-        <w:rPr>
-          <w:rFonts w:ascii="Times New Roman" w:hAnsi="Times New Roman"/>
-          <w:color w:val="000000"/>
-          <w:sz w:val="26"/>
-        </w:rPr>
-        <w:t>- Form: UserName, Password. Nút 'Đăng nhập'.</w:t>
+        <w:rPr>
+          <w:rFonts w:ascii="Times New Roman" w:hAnsi="Times New Roman"/>
+          <w:color w:val="000000"/>
+          <w:sz w:val="26"/>
+          <w:lang w:val="vi-VN"/>
+        </w:rPr>
+      </w:pPr>
+      <w:r>
+        <w:rPr>
+          <w:rFonts w:ascii="Times New Roman" w:hAnsi="Times New Roman"/>
+          <w:color w:val="000000"/>
+          <w:sz w:val="26"/>
+        </w:rPr>
+        <w:t xml:space="preserve">- Form: UserName, Password. </w:t>
+      </w:r>
+      <w:proofErr w:type="spellStart"/>
+      <w:r>
+        <w:rPr>
+          <w:rFonts w:ascii="Times New Roman" w:hAnsi="Times New Roman"/>
+          <w:color w:val="000000"/>
+          <w:sz w:val="26"/>
+        </w:rPr>
+        <w:t>Nút</w:t>
+      </w:r>
+      <w:proofErr w:type="spellEnd"/>
+      <w:r>
+        <w:rPr>
+          <w:rFonts w:ascii="Times New Roman" w:hAnsi="Times New Roman"/>
+          <w:color w:val="000000"/>
+          <w:sz w:val="26"/>
+        </w:rPr>
+        <w:t xml:space="preserve"> '</w:t>
+      </w:r>
+      <w:proofErr w:type="spellStart"/>
+      <w:r>
+        <w:rPr>
+          <w:rFonts w:ascii="Times New Roman" w:hAnsi="Times New Roman"/>
+          <w:color w:val="000000"/>
+          <w:sz w:val="26"/>
+        </w:rPr>
+        <w:t>Đăng</w:t>
+      </w:r>
+      <w:proofErr w:type="spellEnd"/>
+      <w:r>
+        <w:rPr>
+          <w:rFonts w:ascii="Times New Roman" w:hAnsi="Times New Roman"/>
+          <w:color w:val="000000"/>
+          <w:sz w:val="26"/>
+        </w:rPr>
+        <w:t xml:space="preserve"> </w:t>
+      </w:r>
+      <w:proofErr w:type="spellStart"/>
+      <w:r>
+        <w:rPr>
+          <w:rFonts w:ascii="Times New Roman" w:hAnsi="Times New Roman"/>
+          <w:color w:val="000000"/>
+          <w:sz w:val="26"/>
+        </w:rPr>
+        <w:t>nhập</w:t>
+      </w:r>
+      <w:proofErr w:type="spellEnd"/>
+      <w:r>
+        <w:rPr>
+          <w:rFonts w:ascii="Times New Roman" w:hAnsi="Times New Roman"/>
+          <w:color w:val="000000"/>
+          <w:sz w:val="26"/>
+        </w:rPr>
+        <w:t>'.</w:t>
       </w:r>
     </w:p>
     <w:p>
@@ -9769,7 +9821,61 @@
           <w:color w:val="000000"/>
           <w:sz w:val="26"/>
         </w:rPr>
-        <w:t>- Thông báo lỗi chung: 'Tên đăng nhập hoặc mật khẩu không đúng' (không lộ tài khoản tồn tại).</w:t>
+        <w:t xml:space="preserve">- Thông </w:t>
+      </w:r>
+      <w:proofErr w:type="spellStart"/>
+      <w:r>
+        <w:rPr>
+          <w:rFonts w:ascii="Times New Roman" w:hAnsi="Times New Roman"/>
+          <w:color w:val="000000"/>
+          <w:sz w:val="26"/>
+        </w:rPr>
+        <w:t>báo</w:t>
+      </w:r>
+      <w:proofErr w:type="spellEnd"/>
+      <w:r>
+        <w:rPr>
+          <w:rFonts w:ascii="Times New Roman" w:hAnsi="Times New Roman"/>
+          <w:color w:val="000000"/>
+          <w:sz w:val="26"/>
+        </w:rPr>
+        <w:t xml:space="preserve"> </w:t>
+      </w:r>
+      <w:proofErr w:type="spellStart"/>
+      <w:r>
+        <w:rPr>
+          <w:rFonts w:ascii="Times New Roman" w:hAnsi="Times New Roman"/>
+          <w:color w:val="000000"/>
+          <w:sz w:val="26"/>
+        </w:rPr>
+        <w:t>lỗi</w:t>
+      </w:r>
+      <w:proofErr w:type="spellEnd"/>
+      <w:r>
+        <w:rPr>
+          <w:rFonts w:ascii="Times New Roman" w:hAnsi="Times New Roman"/>
+          <w:color w:val="000000"/>
+          <w:sz w:val="26"/>
+        </w:rPr>
+        <w:t xml:space="preserve"> </w:t>
+      </w:r>
+      <w:proofErr w:type="spellStart"/>
+      <w:r>
+        <w:rPr>
+          <w:rFonts w:ascii="Times New Roman" w:hAnsi="Times New Roman"/>
+          <w:color w:val="000000"/>
+          <w:sz w:val="26"/>
+        </w:rPr>
+        <w:t>chung</w:t>
+      </w:r>
+      <w:proofErr w:type="spellEnd"/>
+      <w:r>
+        <w:rPr>
+          <w:rFonts w:ascii="Times New Roman" w:hAnsi="Times New Roman"/>
+          <w:color w:val="000000"/>
+          <w:sz w:val="26"/>
+        </w:rPr>
+        <w:t>: 'Tên đăng nhập hoặc mật khẩu không đúng' (không lộ tài khoản tồn tại).</w:t>
       </w:r>
     </w:p>
     <w:p>
@@ -9792,28 +9898,38 @@
         <w:spacing w:before="20" w:after="20"/>
         <w:ind w:left="567"/>
         <w:jc w:val="both"/>
-      </w:pPr>
-      <w:r>
-        <w:rPr>
-          <w:rFonts w:ascii="Times New Roman" w:hAnsi="Times New Roman"/>
-          <w:color w:val="000000"/>
-          <w:sz w:val="26"/>
-        </w:rPr>
-        <w:t>- Sau đăng nhập: chuyển đến Dashboard theo Role. Nếu MustChangePassword = true → /Account/ChangePassword.</w:t>
-      </w:r>
-    </w:p>
-    <w:p>
-      <w:pPr>
-        <w:spacing w:before="160" w:after="80"/>
-      </w:pPr>
-      <w:r>
-        <w:rPr>
-          <w:rFonts w:ascii="Times New Roman" w:hAnsi="Times New Roman"/>
-          <w:b/>
-          <w:color w:val="000000"/>
-          <w:sz w:val="26"/>
-        </w:rPr>
-        <w:t>4.2 Dashboard tổng quan (/Home/Index)</w:t>
+        <w:rPr>
+          <w:rFonts w:ascii="Times New Roman" w:hAnsi="Times New Roman"/>
+          <w:color w:val="000000"/>
+          <w:sz w:val="26"/>
+          <w:lang w:val="vi-VN"/>
+        </w:rPr>
+      </w:pPr>
+      <w:r>
+        <w:rPr>
+          <w:rFonts w:ascii="Times New Roman" w:hAnsi="Times New Roman"/>
+          <w:color w:val="000000"/>
+          <w:sz w:val="26"/>
+        </w:rPr>
+        <w:t>- Sau đăng nhập: chuyển đến Dashboard theo Role. Nếu MustChangePassword = true → /Account/</w:t>
+      </w:r>
+      <w:proofErr w:type="spellStart"/>
+      <w:r>
+        <w:rPr>
+          <w:rFonts w:ascii="Times New Roman" w:hAnsi="Times New Roman"/>
+          <w:color w:val="000000"/>
+          <w:sz w:val="26"/>
+        </w:rPr>
+        <w:t>ChangePassword</w:t>
+      </w:r>
+      <w:proofErr w:type="spellEnd"/>
+      <w:r>
+        <w:rPr>
+          <w:rFonts w:ascii="Times New Roman" w:hAnsi="Times New Roman"/>
+          <w:color w:val="000000"/>
+          <w:sz w:val="26"/>
+        </w:rPr>
+        <w:t>.</w:t>
       </w:r>
     </w:p>
     <w:p>
@@ -9821,14 +9937,49 @@
         <w:spacing w:before="20" w:after="20"/>
         <w:ind w:left="567"/>
         <w:jc w:val="both"/>
-      </w:pPr>
-      <w:r>
-        <w:rPr>
-          <w:rFonts w:ascii="Times New Roman" w:hAnsi="Times New Roman"/>
-          <w:color w:val="000000"/>
-          <w:sz w:val="26"/>
-        </w:rPr>
-        <w:t>- 4 thẻ thống kê: Phòng trống | Đang có khách | Chờ dọn | Hôm nay check-out.</w:t>
+        <w:rPr>
+          <w:lang w:val="vi-VN"/>
+        </w:rPr>
+      </w:pPr>
+      <w:r>
+        <w:rPr>
+          <w:lang w:val="vi-VN"/>
+        </w:rPr>
+        <w:drawing>
+          <wp:inline distT="0" distB="0" distL="0" distR="0" wp14:anchorId="75C1200F" wp14:editId="3D5362F0">
+            <wp:extent cx="5792470" cy="2748280"/>
+            <wp:effectExtent l="0" t="0" r="0" b="0"/>
+            <wp:docPr id="114738083" name="Picture 1"/>
+            <wp:cNvGraphicFramePr>
+              <a:graphicFrameLocks xmlns:a="http://schemas.openxmlformats.org/drawingml/2006/main" noChangeAspect="1"/>
+            </wp:cNvGraphicFramePr>
+            <a:graphic xmlns:a="http://schemas.openxmlformats.org/drawingml/2006/main">
+              <a:graphicData uri="http://schemas.openxmlformats.org/drawingml/2006/picture">
+                <pic:pic xmlns:pic="http://schemas.openxmlformats.org/drawingml/2006/picture">
+                  <pic:nvPicPr>
+                    <pic:cNvPr id="114738083" name=""/>
+                    <pic:cNvPicPr/>
+                  </pic:nvPicPr>
+                  <pic:blipFill>
+                    <a:blip r:embed="rId7"/>
+                    <a:stretch>
+                      <a:fillRect/>
+                    </a:stretch>
+                  </pic:blipFill>
+                  <pic:spPr>
+                    <a:xfrm>
+                      <a:off x="0" y="0"/>
+                      <a:ext cx="5792470" cy="2748280"/>
+                    </a:xfrm>
+                    <a:prstGeom prst="rect">
+                      <a:avLst/>
+                    </a:prstGeom>
+                  </pic:spPr>
+                </pic:pic>
+              </a:graphicData>
+            </a:graphic>
+          </wp:inline>
+        </w:drawing>
       </w:r>
     </w:p>
     <w:p>
@@ -9836,14 +9987,104 @@
         <w:spacing w:before="20" w:after="20"/>
         <w:ind w:left="567"/>
         <w:jc w:val="both"/>
-      </w:pPr>
-      <w:r>
-        <w:rPr>
-          <w:rFonts w:ascii="Times New Roman" w:hAnsi="Times New Roman"/>
-          <w:color w:val="000000"/>
-          <w:sz w:val="26"/>
-        </w:rPr>
-        <w:t>- Danh sách 'Khách dự kiến đến hôm nay' và 'Dự kiến trả phòng hôm nay'.</w:t>
+        <w:rPr>
+          <w:lang w:val="vi-VN"/>
+        </w:rPr>
+      </w:pPr>
+      <w:r>
+        <w:rPr>
+          <w:lang w:val="vi-VN"/>
+        </w:rPr>
+        <w:lastRenderedPageBreak/>
+        <w:drawing>
+          <wp:inline distT="0" distB="0" distL="0" distR="0" wp14:anchorId="0B9223D9" wp14:editId="4DFE320F">
+            <wp:extent cx="5792470" cy="2829560"/>
+            <wp:effectExtent l="0" t="0" r="0" b="2540"/>
+            <wp:docPr id="1311320089" name="Picture 1"/>
+            <wp:cNvGraphicFramePr>
+              <a:graphicFrameLocks xmlns:a="http://schemas.openxmlformats.org/drawingml/2006/main" noChangeAspect="1"/>
+            </wp:cNvGraphicFramePr>
+            <a:graphic xmlns:a="http://schemas.openxmlformats.org/drawingml/2006/main">
+              <a:graphicData uri="http://schemas.openxmlformats.org/drawingml/2006/picture">
+                <pic:pic xmlns:pic="http://schemas.openxmlformats.org/drawingml/2006/picture">
+                  <pic:nvPicPr>
+                    <pic:cNvPr id="1311320089" name=""/>
+                    <pic:cNvPicPr/>
+                  </pic:nvPicPr>
+                  <pic:blipFill>
+                    <a:blip r:embed="rId8"/>
+                    <a:stretch>
+                      <a:fillRect/>
+                    </a:stretch>
+                  </pic:blipFill>
+                  <pic:spPr>
+                    <a:xfrm>
+                      <a:off x="0" y="0"/>
+                      <a:ext cx="5792470" cy="2829560"/>
+                    </a:xfrm>
+                    <a:prstGeom prst="rect">
+                      <a:avLst/>
+                    </a:prstGeom>
+                  </pic:spPr>
+                </pic:pic>
+              </a:graphicData>
+            </a:graphic>
+          </wp:inline>
+        </w:drawing>
+      </w:r>
+    </w:p>
+    <w:p>
+      <w:pPr>
+        <w:spacing w:before="160" w:after="80"/>
+      </w:pPr>
+      <w:r>
+        <w:rPr>
+          <w:rFonts w:ascii="Times New Roman" w:hAnsi="Times New Roman"/>
+          <w:b/>
+          <w:color w:val="000000"/>
+          <w:sz w:val="26"/>
+        </w:rPr>
+        <w:t xml:space="preserve">4.2 Dashboard </w:t>
+      </w:r>
+      <w:proofErr w:type="spellStart"/>
+      <w:r>
+        <w:rPr>
+          <w:rFonts w:ascii="Times New Roman" w:hAnsi="Times New Roman"/>
+          <w:b/>
+          <w:color w:val="000000"/>
+          <w:sz w:val="26"/>
+        </w:rPr>
+        <w:t>tổng</w:t>
+      </w:r>
+      <w:proofErr w:type="spellEnd"/>
+      <w:r>
+        <w:rPr>
+          <w:rFonts w:ascii="Times New Roman" w:hAnsi="Times New Roman"/>
+          <w:b/>
+          <w:color w:val="000000"/>
+          <w:sz w:val="26"/>
+        </w:rPr>
+        <w:t xml:space="preserve"> </w:t>
+      </w:r>
+      <w:proofErr w:type="spellStart"/>
+      <w:r>
+        <w:rPr>
+          <w:rFonts w:ascii="Times New Roman" w:hAnsi="Times New Roman"/>
+          <w:b/>
+          <w:color w:val="000000"/>
+          <w:sz w:val="26"/>
+        </w:rPr>
+        <w:t>quan</w:t>
+      </w:r>
+      <w:proofErr w:type="spellEnd"/>
+      <w:r>
+        <w:rPr>
+          <w:rFonts w:ascii="Times New Roman" w:hAnsi="Times New Roman"/>
+          <w:b/>
+          <w:color w:val="000000"/>
+          <w:sz w:val="26"/>
+        </w:rPr>
+        <w:t xml:space="preserve"> (/Home/Index)</w:t>
       </w:r>
     </w:p>
     <w:p>
@@ -9858,7 +10099,7 @@
           <w:color w:val="000000"/>
           <w:sz w:val="26"/>
         </w:rPr>
-        <w:t>- Cảnh báo: đơn sắp hết hạn giữ chỗ (HoldUntil sắp qua), dịch vụ gần hết tồn kho (&lt; MinStockLevel), phòng đang Maintenance.</w:t>
+        <w:t>- 4 thẻ thống kê: Phòng trống | Đang có khách | Chờ dọn | Hôm nay check-out.</w:t>
       </w:r>
     </w:p>
     <w:p>
@@ -9873,21 +10114,7 @@
           <w:color w:val="000000"/>
           <w:sz w:val="26"/>
         </w:rPr>
-        <w:t>- Doanh thu hôm nay (chỉ Admin thấy — ScreenAccess ẩn với Receptionist).</w:t>
-      </w:r>
-    </w:p>
-    <w:p>
-      <w:pPr>
-        <w:spacing w:before="160" w:after="80"/>
-      </w:pPr>
-      <w:r>
-        <w:rPr>
-          <w:rFonts w:ascii="Times New Roman" w:hAnsi="Times New Roman"/>
-          <w:b/>
-          <w:color w:val="000000"/>
-          <w:sz w:val="26"/>
-        </w:rPr>
-        <w:t>4.3 Quản lý đặt phòng (/Reservations)</w:t>
+        <w:t>- Danh sách 'Khách dự kiến đến hôm nay' và 'Dự kiến trả phòng hôm nay'.</w:t>
       </w:r>
     </w:p>
     <w:p>
@@ -9902,7 +10129,7 @@
           <w:color w:val="000000"/>
           <w:sz w:val="26"/>
         </w:rPr>
-        <w:t>- Bộ lọc: ngày đến/đi, ReservationStatus, tên khách, mã đơn (Code).</w:t>
+        <w:t>- Cảnh báo: đơn sắp hết hạn giữ chỗ (HoldUntil sắp qua), dịch vụ gần hết tồn kho (&lt; MinStockLevel), phòng đang Maintenance.</w:t>
       </w:r>
     </w:p>
     <w:p>
@@ -9917,7 +10144,21 @@
           <w:color w:val="000000"/>
           <w:sz w:val="26"/>
         </w:rPr>
-        <w:t>- Danh sách phân trang (PagedList&lt;T&gt;). Mỗi hàng: mã đơn, khách, phòng, ngày, trạng thái badge màu.</w:t>
+        <w:t>- Doanh thu hôm nay (chỉ Admin thấy — ScreenAccess ẩn với Receptionist).</w:t>
+      </w:r>
+    </w:p>
+    <w:p>
+      <w:pPr>
+        <w:spacing w:before="160" w:after="80"/>
+      </w:pPr>
+      <w:r>
+        <w:rPr>
+          <w:rFonts w:ascii="Times New Roman" w:hAnsi="Times New Roman"/>
+          <w:b/>
+          <w:color w:val="000000"/>
+          <w:sz w:val="26"/>
+        </w:rPr>
+        <w:t>4.3 Quản lý đặt phòng (/Reservations)</w:t>
       </w:r>
     </w:p>
     <w:p>
@@ -9932,7 +10173,7 @@
           <w:color w:val="000000"/>
           <w:sz w:val="26"/>
         </w:rPr>
-        <w:t>- Tạo đơn wizard: Chọn ngày → AvailabilityService trả phòng trống → Chọn phòng → Nhập khách → Xác nhận → Ghi cọc (Deposit).</w:t>
+        <w:t>- Bộ lọc: ngày đến/đi, ReservationStatus, tên khách, mã đơn (Code).</w:t>
       </w:r>
     </w:p>
     <w:p>
@@ -9947,21 +10188,7 @@
           <w:color w:val="000000"/>
           <w:sz w:val="26"/>
         </w:rPr>
-        <w:t>- Chi tiết đơn: lịch sử phòng, danh sách tiền cọc đã nhận, nút Hủy (Cancelled) / No-show.</w:t>
-      </w:r>
-    </w:p>
-    <w:p>
-      <w:pPr>
-        <w:spacing w:before="160" w:after="80"/>
-      </w:pPr>
-      <w:r>
-        <w:rPr>
-          <w:rFonts w:ascii="Times New Roman" w:hAnsi="Times New Roman"/>
-          <w:b/>
-          <w:color w:val="000000"/>
-          <w:sz w:val="26"/>
-        </w:rPr>
-        <w:t>4.4 Check-in / Check-out (/FrontDesk)</w:t>
+        <w:t>- Danh sách phân trang (PagedList&lt;T&gt;). Mỗi hàng: mã đơn, khách, phòng, ngày, trạng thái badge màu.</w:t>
       </w:r>
     </w:p>
     <w:p>
@@ -9976,7 +10203,7 @@
           <w:color w:val="000000"/>
           <w:sz w:val="26"/>
         </w:rPr>
-        <w:t>- Check-in: tra mã đơn → xác nhận → nhập khách ở cùng (StayGuest) → check-in → tạo Stay + Folio.</w:t>
+        <w:t>- Tạo đơn wizard: Chọn ngày → AvailabilityService trả phòng trống → Chọn phòng → Nhập khách → Xác nhận → Ghi cọc (Deposit).</w:t>
       </w:r>
     </w:p>
     <w:p>
@@ -9991,7 +10218,21 @@
           <w:color w:val="000000"/>
           <w:sz w:val="26"/>
         </w:rPr>
-        <w:t>- Folio đang mở: danh sách FolioItem (tiền phòng từng đêm, dịch vụ, phụ thu). Lễ tân thêm dịch vụ trực tiếp.</w:t>
+        <w:t>- Chi tiết đơn: lịch sử phòng, danh sách tiền cọc đã nhận, nút Hủy (Cancelled) / No-show.</w:t>
+      </w:r>
+    </w:p>
+    <w:p>
+      <w:pPr>
+        <w:spacing w:before="160" w:after="80"/>
+      </w:pPr>
+      <w:r>
+        <w:rPr>
+          <w:rFonts w:ascii="Times New Roman" w:hAnsi="Times New Roman"/>
+          <w:b/>
+          <w:color w:val="000000"/>
+          <w:sz w:val="26"/>
+        </w:rPr>
+        <w:t>4.4 Check-in / Check-out (/FrontDesk)</w:t>
       </w:r>
     </w:p>
     <w:p>
@@ -10006,7 +10247,7 @@
           <w:color w:val="000000"/>
           <w:sz w:val="26"/>
         </w:rPr>
-        <w:t>- Kiểm phòng trước check-out: nhập minibar đã dùng → IsInspected = true.</w:t>
+        <w:t>- Check-in: tra mã đơn → xác nhận → nhập khách ở cùng (StayGuest) → check-in → tạo Stay + Folio.</w:t>
       </w:r>
     </w:p>
     <w:p>
@@ -10021,8 +10262,7 @@
           <w:color w:val="000000"/>
           <w:sz w:val="26"/>
         </w:rPr>
-        <w:lastRenderedPageBreak/>
-        <w:t>- Check-out: PricingService tính phụ thu trễ → BillingService chốt Invoice → thu tiền (Payment) → in hóa đơn.</w:t>
+        <w:t>- Folio đang mở: danh sách FolioItem (tiền phòng từng đêm, dịch vụ, phụ thu). Lễ tân thêm dịch vụ trực tiếp.</w:t>
       </w:r>
     </w:p>
     <w:p>
@@ -10037,21 +10277,7 @@
           <w:color w:val="000000"/>
           <w:sz w:val="26"/>
         </w:rPr>
-        <w:t>- Màn hình hiển thị rõ: số tiền cần thu, phương thức, số dư sau khi đối trừ cọc.</w:t>
-      </w:r>
-    </w:p>
-    <w:p>
-      <w:pPr>
-        <w:spacing w:before="160" w:after="80"/>
-      </w:pPr>
-      <w:r>
-        <w:rPr>
-          <w:rFonts w:ascii="Times New Roman" w:hAnsi="Times New Roman"/>
-          <w:b/>
-          <w:color w:val="000000"/>
-          <w:sz w:val="26"/>
-        </w:rPr>
-        <w:t>4.5 Quản lý hóa đơn (/Billing)</w:t>
+        <w:t>- Kiểm phòng trước check-out: nhập minibar đã dùng → IsInspected = true.</w:t>
       </w:r>
     </w:p>
     <w:p>
@@ -10066,7 +10292,7 @@
           <w:color w:val="000000"/>
           <w:sz w:val="26"/>
         </w:rPr>
-        <w:t>- Danh sách Invoice: lọc theo ngày, InvoiceStatus (Settled/Void/Debt), InvoiceNo.</w:t>
+        <w:t>- Check-out: PricingService tính phụ thu trễ → BillingService chốt Invoice → thu tiền (Payment) → in hóa đơn.</w:t>
       </w:r>
     </w:p>
     <w:p>
@@ -10081,7 +10307,22 @@
           <w:color w:val="000000"/>
           <w:sz w:val="26"/>
         </w:rPr>
-        <w:t>- Chi tiết: từng FolioItem, VAT (TaxRate x SubTotal = TaxAmount), TotalAmount làm tròn.</w:t>
+        <w:lastRenderedPageBreak/>
+        <w:t>- Màn hình hiển thị rõ: số tiền cần thu, phương thức, số dư sau khi đối trừ cọc.</w:t>
+      </w:r>
+    </w:p>
+    <w:p>
+      <w:pPr>
+        <w:spacing w:before="160" w:after="80"/>
+      </w:pPr>
+      <w:r>
+        <w:rPr>
+          <w:rFonts w:ascii="Times New Roman" w:hAnsi="Times New Roman"/>
+          <w:b/>
+          <w:color w:val="000000"/>
+          <w:sz w:val="26"/>
+        </w:rPr>
+        <w:t>4.5 Quản lý hóa đơn (/Billing)</w:t>
       </w:r>
     </w:p>
     <w:p>
@@ -10096,7 +10337,7 @@
           <w:color w:val="000000"/>
           <w:sz w:val="26"/>
         </w:rPr>
-        <w:t>- Admin: nút 'Hủy hóa đơn (Void)' — bắt buộc nhập VoidReason → ghi AuditLog.</w:t>
+        <w:t>- Danh sách Invoice: lọc theo ngày, InvoiceStatus (Settled/Void/Debt), InvoiceNo.</w:t>
       </w:r>
     </w:p>
     <w:p>
@@ -10111,7 +10352,7 @@
           <w:color w:val="000000"/>
           <w:sz w:val="26"/>
         </w:rPr>
-        <w:t>- Admin: nút 'Ghi nhận công nợ (Debt)' — khi khách không đủ tiền, bắt buộc lý do.</w:t>
+        <w:t>- Chi tiết: từng FolioItem, VAT (TaxRate x SubTotal = TaxAmount), TotalAmount làm tròn.</w:t>
       </w:r>
     </w:p>
     <w:p>
@@ -10126,6 +10367,36 @@
           <w:color w:val="000000"/>
           <w:sz w:val="26"/>
         </w:rPr>
+        <w:t>- Admin: nút 'Hủy hóa đơn (Void)' — bắt buộc nhập VoidReason → ghi AuditLog.</w:t>
+      </w:r>
+    </w:p>
+    <w:p>
+      <w:pPr>
+        <w:spacing w:before="20" w:after="20"/>
+        <w:ind w:left="567"/>
+        <w:jc w:val="both"/>
+      </w:pPr>
+      <w:r>
+        <w:rPr>
+          <w:rFonts w:ascii="Times New Roman" w:hAnsi="Times New Roman"/>
+          <w:color w:val="000000"/>
+          <w:sz w:val="26"/>
+        </w:rPr>
+        <w:t>- Admin: nút 'Ghi nhận công nợ (Debt)' — khi khách không đủ tiền, bắt buộc lý do.</w:t>
+      </w:r>
+    </w:p>
+    <w:p>
+      <w:pPr>
+        <w:spacing w:before="20" w:after="20"/>
+        <w:ind w:left="567"/>
+        <w:jc w:val="both"/>
+      </w:pPr>
+      <w:r>
+        <w:rPr>
+          <w:rFonts w:ascii="Times New Roman" w:hAnsi="Times New Roman"/>
+          <w:color w:val="000000"/>
+          <w:sz w:val="26"/>
+        </w:rPr>
         <w:t>- In lại / xuất PDF hóa đơn (khổ A4 và K80).</w:t>
       </w:r>
     </w:p>
@@ -10251,14 +10522,26 @@
       <w:pPr>
         <w:spacing w:before="60" w:after="20"/>
         <w:jc w:val="both"/>
-      </w:pPr>
-      <w:r>
-        <w:rPr>
-          <w:rFonts w:ascii="Times New Roman" w:hAnsi="Times New Roman"/>
-          <w:color w:val="000000"/>
-          <w:sz w:val="26"/>
-        </w:rPr>
-        <w:t>[8] Trường Đại học Công nghệ Giao thông Vận tải. Tài liệu học phần Công nghệ Phần mềm. 2025–2026.</w:t>
+        <w:rPr>
+          <w:lang w:val="vi-VN"/>
+        </w:rPr>
+      </w:pPr>
+      <w:r>
+        <w:rPr>
+          <w:rFonts w:ascii="Times New Roman" w:hAnsi="Times New Roman"/>
+          <w:color w:val="000000"/>
+          <w:sz w:val="26"/>
+        </w:rPr>
+        <w:t>[8] Trường Đại học Công nghệ Giao thông Vận tải. Tài liệu học phần Công nghệ Phần mềm. 2025–2026</w:t>
+      </w:r>
+      <w:r>
+        <w:rPr>
+          <w:rFonts w:ascii="Times New Roman" w:hAnsi="Times New Roman"/>
+          <w:color w:val="000000"/>
+          <w:sz w:val="26"/>
+          <w:lang w:val="vi-VN"/>
+        </w:rPr>
+        <w:t>.</w:t>
       </w:r>
     </w:p>
     <w:sectPr>

--- a/docs/tai-lieu/BaoCao_CNPM_UTC_QuanLyKhachSan.docx
+++ b/docs/tai-lieu/BaoCao_CNPM_UTC_QuanLyKhachSan.docx
@@ -10211,28 +10211,38 @@
         <w:spacing w:before="20" w:after="20"/>
         <w:ind w:left="567"/>
         <w:jc w:val="both"/>
-      </w:pPr>
-      <w:r>
-        <w:rPr>
-          <w:rFonts w:ascii="Times New Roman" w:hAnsi="Times New Roman"/>
-          <w:color w:val="000000"/>
-          <w:sz w:val="26"/>
-        </w:rPr>
-        <w:t>- Chi tiết đơn: lịch sử phòng, danh sách tiền cọc đã nhận, nút Hủy (Cancelled) / No-show.</w:t>
-      </w:r>
-    </w:p>
-    <w:p>
-      <w:pPr>
-        <w:spacing w:before="160" w:after="80"/>
-      </w:pPr>
-      <w:r>
-        <w:rPr>
-          <w:rFonts w:ascii="Times New Roman" w:hAnsi="Times New Roman"/>
-          <w:b/>
-          <w:color w:val="000000"/>
-          <w:sz w:val="26"/>
-        </w:rPr>
-        <w:t>4.4 Check-in / Check-out (/FrontDesk)</w:t>
+        <w:rPr>
+          <w:rFonts w:ascii="Times New Roman" w:hAnsi="Times New Roman"/>
+          <w:color w:val="000000"/>
+          <w:sz w:val="26"/>
+          <w:lang w:val="vi-VN"/>
+        </w:rPr>
+      </w:pPr>
+      <w:r>
+        <w:rPr>
+          <w:rFonts w:ascii="Times New Roman" w:hAnsi="Times New Roman"/>
+          <w:color w:val="000000"/>
+          <w:sz w:val="26"/>
+        </w:rPr>
+        <w:t xml:space="preserve">- Chi tiết đơn: lịch sử phòng, danh sách tiền cọc đã nhận, nút </w:t>
+      </w:r>
+      <w:proofErr w:type="spellStart"/>
+      <w:r>
+        <w:rPr>
+          <w:rFonts w:ascii="Times New Roman" w:hAnsi="Times New Roman"/>
+          <w:color w:val="000000"/>
+          <w:sz w:val="26"/>
+        </w:rPr>
+        <w:t>Hủy</w:t>
+      </w:r>
+      <w:proofErr w:type="spellEnd"/>
+      <w:r>
+        <w:rPr>
+          <w:rFonts w:ascii="Times New Roman" w:hAnsi="Times New Roman"/>
+          <w:color w:val="000000"/>
+          <w:sz w:val="26"/>
+        </w:rPr>
+        <w:t xml:space="preserve"> (Cancelled) / No-show.</w:t>
       </w:r>
     </w:p>
     <w:p>
@@ -10240,14 +10250,50 @@
         <w:spacing w:before="20" w:after="20"/>
         <w:ind w:left="567"/>
         <w:jc w:val="both"/>
-      </w:pPr>
-      <w:r>
-        <w:rPr>
-          <w:rFonts w:ascii="Times New Roman" w:hAnsi="Times New Roman"/>
-          <w:color w:val="000000"/>
-          <w:sz w:val="26"/>
-        </w:rPr>
-        <w:t>- Check-in: tra mã đơn → xác nhận → nhập khách ở cùng (StayGuest) → check-in → tạo Stay + Folio.</w:t>
+        <w:rPr>
+          <w:lang w:val="vi-VN"/>
+        </w:rPr>
+      </w:pPr>
+      <w:r>
+        <w:rPr>
+          <w:lang w:val="vi-VN"/>
+        </w:rPr>
+        <w:lastRenderedPageBreak/>
+        <w:drawing>
+          <wp:inline distT="0" distB="0" distL="0" distR="0" wp14:anchorId="648CF47B" wp14:editId="6DF84F7A">
+            <wp:extent cx="5792470" cy="2795270"/>
+            <wp:effectExtent l="0" t="0" r="0" b="0"/>
+            <wp:docPr id="758527649" name="Picture 1"/>
+            <wp:cNvGraphicFramePr>
+              <a:graphicFrameLocks xmlns:a="http://schemas.openxmlformats.org/drawingml/2006/main" noChangeAspect="1"/>
+            </wp:cNvGraphicFramePr>
+            <a:graphic xmlns:a="http://schemas.openxmlformats.org/drawingml/2006/main">
+              <a:graphicData uri="http://schemas.openxmlformats.org/drawingml/2006/picture">
+                <pic:pic xmlns:pic="http://schemas.openxmlformats.org/drawingml/2006/picture">
+                  <pic:nvPicPr>
+                    <pic:cNvPr id="758527649" name=""/>
+                    <pic:cNvPicPr/>
+                  </pic:nvPicPr>
+                  <pic:blipFill>
+                    <a:blip r:embed="rId9"/>
+                    <a:stretch>
+                      <a:fillRect/>
+                    </a:stretch>
+                  </pic:blipFill>
+                  <pic:spPr>
+                    <a:xfrm>
+                      <a:off x="0" y="0"/>
+                      <a:ext cx="5792470" cy="2795270"/>
+                    </a:xfrm>
+                    <a:prstGeom prst="rect">
+                      <a:avLst/>
+                    </a:prstGeom>
+                  </pic:spPr>
+                </pic:pic>
+              </a:graphicData>
+            </a:graphic>
+          </wp:inline>
+        </w:drawing>
       </w:r>
     </w:p>
     <w:p>
@@ -10255,14 +10301,229 @@
         <w:spacing w:before="20" w:after="20"/>
         <w:ind w:left="567"/>
         <w:jc w:val="both"/>
-      </w:pPr>
-      <w:r>
-        <w:rPr>
-          <w:rFonts w:ascii="Times New Roman" w:hAnsi="Times New Roman"/>
-          <w:color w:val="000000"/>
-          <w:sz w:val="26"/>
-        </w:rPr>
-        <w:t>- Folio đang mở: danh sách FolioItem (tiền phòng từng đêm, dịch vụ, phụ thu). Lễ tân thêm dịch vụ trực tiếp.</w:t>
+        <w:rPr>
+          <w:lang w:val="vi-VN"/>
+        </w:rPr>
+      </w:pPr>
+      <w:r>
+        <w:rPr>
+          <w:lang w:val="vi-VN"/>
+        </w:rPr>
+        <w:lastRenderedPageBreak/>
+        <w:drawing>
+          <wp:inline distT="0" distB="0" distL="0" distR="0" wp14:anchorId="026B3A35" wp14:editId="1FD13622">
+            <wp:extent cx="5792470" cy="2795270"/>
+            <wp:effectExtent l="0" t="0" r="0" b="0"/>
+            <wp:docPr id="286778793" name="Picture 1"/>
+            <wp:cNvGraphicFramePr>
+              <a:graphicFrameLocks xmlns:a="http://schemas.openxmlformats.org/drawingml/2006/main" noChangeAspect="1"/>
+            </wp:cNvGraphicFramePr>
+            <a:graphic xmlns:a="http://schemas.openxmlformats.org/drawingml/2006/main">
+              <a:graphicData uri="http://schemas.openxmlformats.org/drawingml/2006/picture">
+                <pic:pic xmlns:pic="http://schemas.openxmlformats.org/drawingml/2006/picture">
+                  <pic:nvPicPr>
+                    <pic:cNvPr id="286778793" name=""/>
+                    <pic:cNvPicPr/>
+                  </pic:nvPicPr>
+                  <pic:blipFill>
+                    <a:blip r:embed="rId9"/>
+                    <a:stretch>
+                      <a:fillRect/>
+                    </a:stretch>
+                  </pic:blipFill>
+                  <pic:spPr>
+                    <a:xfrm>
+                      <a:off x="0" y="0"/>
+                      <a:ext cx="5792470" cy="2795270"/>
+                    </a:xfrm>
+                    <a:prstGeom prst="rect">
+                      <a:avLst/>
+                    </a:prstGeom>
+                  </pic:spPr>
+                </pic:pic>
+              </a:graphicData>
+            </a:graphic>
+          </wp:inline>
+        </w:drawing>
+      </w:r>
+      <w:r>
+        <w:rPr>
+          <w:lang w:val="vi-VN"/>
+        </w:rPr>
+        <w:drawing>
+          <wp:inline distT="0" distB="0" distL="0" distR="0" wp14:anchorId="7BEC726F" wp14:editId="38CFEE7A">
+            <wp:extent cx="5792470" cy="2795270"/>
+            <wp:effectExtent l="0" t="0" r="0" b="0"/>
+            <wp:docPr id="2097387531" name="Picture 1"/>
+            <wp:cNvGraphicFramePr>
+              <a:graphicFrameLocks xmlns:a="http://schemas.openxmlformats.org/drawingml/2006/main" noChangeAspect="1"/>
+            </wp:cNvGraphicFramePr>
+            <a:graphic xmlns:a="http://schemas.openxmlformats.org/drawingml/2006/main">
+              <a:graphicData uri="http://schemas.openxmlformats.org/drawingml/2006/picture">
+                <pic:pic xmlns:pic="http://schemas.openxmlformats.org/drawingml/2006/picture">
+                  <pic:nvPicPr>
+                    <pic:cNvPr id="2097387531" name=""/>
+                    <pic:cNvPicPr/>
+                  </pic:nvPicPr>
+                  <pic:blipFill>
+                    <a:blip r:embed="rId9"/>
+                    <a:stretch>
+                      <a:fillRect/>
+                    </a:stretch>
+                  </pic:blipFill>
+                  <pic:spPr>
+                    <a:xfrm>
+                      <a:off x="0" y="0"/>
+                      <a:ext cx="5792470" cy="2795270"/>
+                    </a:xfrm>
+                    <a:prstGeom prst="rect">
+                      <a:avLst/>
+                    </a:prstGeom>
+                  </pic:spPr>
+                </pic:pic>
+              </a:graphicData>
+            </a:graphic>
+          </wp:inline>
+        </w:drawing>
+      </w:r>
+      <w:r>
+        <w:rPr>
+          <w:lang w:val="vi-VN"/>
+        </w:rPr>
+        <w:tab/>
+      </w:r>
+      <w:r>
+        <w:rPr>
+          <w:lang w:val="vi-VN"/>
+        </w:rPr>
+        <w:tab/>
+      </w:r>
+      <w:r>
+        <w:rPr>
+          <w:lang w:val="vi-VN"/>
+        </w:rPr>
+        <w:lastRenderedPageBreak/>
+        <w:drawing>
+          <wp:inline distT="0" distB="0" distL="0" distR="0" wp14:anchorId="3ABEAD4A" wp14:editId="50A2ACD5">
+            <wp:extent cx="5792470" cy="2795270"/>
+            <wp:effectExtent l="0" t="0" r="0" b="0"/>
+            <wp:docPr id="1551989952" name="Picture 1"/>
+            <wp:cNvGraphicFramePr>
+              <a:graphicFrameLocks xmlns:a="http://schemas.openxmlformats.org/drawingml/2006/main" noChangeAspect="1"/>
+            </wp:cNvGraphicFramePr>
+            <a:graphic xmlns:a="http://schemas.openxmlformats.org/drawingml/2006/main">
+              <a:graphicData uri="http://schemas.openxmlformats.org/drawingml/2006/picture">
+                <pic:pic xmlns:pic="http://schemas.openxmlformats.org/drawingml/2006/picture">
+                  <pic:nvPicPr>
+                    <pic:cNvPr id="1551989952" name=""/>
+                    <pic:cNvPicPr/>
+                  </pic:nvPicPr>
+                  <pic:blipFill>
+                    <a:blip r:embed="rId9"/>
+                    <a:stretch>
+                      <a:fillRect/>
+                    </a:stretch>
+                  </pic:blipFill>
+                  <pic:spPr>
+                    <a:xfrm>
+                      <a:off x="0" y="0"/>
+                      <a:ext cx="5792470" cy="2795270"/>
+                    </a:xfrm>
+                    <a:prstGeom prst="rect">
+                      <a:avLst/>
+                    </a:prstGeom>
+                  </pic:spPr>
+                </pic:pic>
+              </a:graphicData>
+            </a:graphic>
+          </wp:inline>
+        </w:drawing>
+      </w:r>
+      <w:r>
+        <w:rPr>
+          <w:lang w:val="vi-VN"/>
+        </w:rPr>
+        <w:tab/>
+      </w:r>
+      <w:r>
+        <w:rPr>
+          <w:lang w:val="vi-VN"/>
+        </w:rPr>
+        <w:drawing>
+          <wp:inline distT="0" distB="0" distL="0" distR="0" wp14:anchorId="47C7D871" wp14:editId="69D6906A">
+            <wp:extent cx="5792470" cy="2795270"/>
+            <wp:effectExtent l="0" t="0" r="0" b="0"/>
+            <wp:docPr id="1972680622" name="Picture 1"/>
+            <wp:cNvGraphicFramePr>
+              <a:graphicFrameLocks xmlns:a="http://schemas.openxmlformats.org/drawingml/2006/main" noChangeAspect="1"/>
+            </wp:cNvGraphicFramePr>
+            <a:graphic xmlns:a="http://schemas.openxmlformats.org/drawingml/2006/main">
+              <a:graphicData uri="http://schemas.openxmlformats.org/drawingml/2006/picture">
+                <pic:pic xmlns:pic="http://schemas.openxmlformats.org/drawingml/2006/picture">
+                  <pic:nvPicPr>
+                    <pic:cNvPr id="1972680622" name=""/>
+                    <pic:cNvPicPr/>
+                  </pic:nvPicPr>
+                  <pic:blipFill>
+                    <a:blip r:embed="rId9"/>
+                    <a:stretch>
+                      <a:fillRect/>
+                    </a:stretch>
+                  </pic:blipFill>
+                  <pic:spPr>
+                    <a:xfrm>
+                      <a:off x="0" y="0"/>
+                      <a:ext cx="5792470" cy="2795270"/>
+                    </a:xfrm>
+                    <a:prstGeom prst="rect">
+                      <a:avLst/>
+                    </a:prstGeom>
+                  </pic:spPr>
+                </pic:pic>
+              </a:graphicData>
+            </a:graphic>
+          </wp:inline>
+        </w:drawing>
+      </w:r>
+      <w:r>
+        <w:rPr>
+          <w:lang w:val="vi-VN"/>
+        </w:rPr>
+        <w:tab/>
+      </w:r>
+    </w:p>
+    <w:p>
+      <w:pPr>
+        <w:spacing w:before="160" w:after="80"/>
+      </w:pPr>
+      <w:r>
+        <w:rPr>
+          <w:rFonts w:ascii="Times New Roman" w:hAnsi="Times New Roman"/>
+          <w:b/>
+          <w:color w:val="000000"/>
+          <w:sz w:val="26"/>
+        </w:rPr>
+        <w:t>4.4 Check-in / Check-out (/</w:t>
+      </w:r>
+      <w:proofErr w:type="spellStart"/>
+      <w:r>
+        <w:rPr>
+          <w:rFonts w:ascii="Times New Roman" w:hAnsi="Times New Roman"/>
+          <w:b/>
+          <w:color w:val="000000"/>
+          <w:sz w:val="26"/>
+        </w:rPr>
+        <w:t>FrontDesk</w:t>
+      </w:r>
+      <w:proofErr w:type="spellEnd"/>
+      <w:r>
+        <w:rPr>
+          <w:rFonts w:ascii="Times New Roman" w:hAnsi="Times New Roman"/>
+          <w:b/>
+          <w:color w:val="000000"/>
+          <w:sz w:val="26"/>
+        </w:rPr>
+        <w:t>)</w:t>
       </w:r>
     </w:p>
     <w:p>
@@ -10277,7 +10538,7 @@
           <w:color w:val="000000"/>
           <w:sz w:val="26"/>
         </w:rPr>
-        <w:t>- Kiểm phòng trước check-out: nhập minibar đã dùng → IsInspected = true.</w:t>
+        <w:t>- Check-in: tra mã đơn → xác nhận → nhập khách ở cùng (StayGuest) → check-in → tạo Stay + Folio.</w:t>
       </w:r>
     </w:p>
     <w:p>
@@ -10292,7 +10553,7 @@
           <w:color w:val="000000"/>
           <w:sz w:val="26"/>
         </w:rPr>
-        <w:t>- Check-out: PricingService tính phụ thu trễ → BillingService chốt Invoice → thu tiền (Payment) → in hóa đơn.</w:t>
+        <w:t>- Folio đang mở: danh sách FolioItem (tiền phòng từng đêm, dịch vụ, phụ thu). Lễ tân thêm dịch vụ trực tiếp.</w:t>
       </w:r>
     </w:p>
     <w:p>
@@ -10307,21 +10568,51 @@
           <w:color w:val="000000"/>
           <w:sz w:val="26"/>
         </w:rPr>
+        <w:t>- Kiểm phòng trước check-out: nhập minibar đã dùng → IsInspected = true.</w:t>
+      </w:r>
+    </w:p>
+    <w:p>
+      <w:pPr>
+        <w:spacing w:before="20" w:after="20"/>
+        <w:ind w:left="567"/>
+        <w:jc w:val="both"/>
+      </w:pPr>
+      <w:r>
+        <w:rPr>
+          <w:rFonts w:ascii="Times New Roman" w:hAnsi="Times New Roman"/>
+          <w:color w:val="000000"/>
+          <w:sz w:val="26"/>
+        </w:rPr>
+        <w:t>- Check-out: PricingService tính phụ thu trễ → BillingService chốt Invoice → thu tiền (Payment) → in hóa đơn.</w:t>
+      </w:r>
+    </w:p>
+    <w:p>
+      <w:pPr>
+        <w:spacing w:before="20" w:after="20"/>
+        <w:ind w:left="567"/>
+        <w:jc w:val="both"/>
+      </w:pPr>
+      <w:r>
+        <w:rPr>
+          <w:rFonts w:ascii="Times New Roman" w:hAnsi="Times New Roman"/>
+          <w:color w:val="000000"/>
+          <w:sz w:val="26"/>
+        </w:rPr>
+        <w:t>- Màn hình hiển thị rõ: số tiền cần thu, phương thức, số dư sau khi đối trừ cọc.</w:t>
+      </w:r>
+    </w:p>
+    <w:p>
+      <w:pPr>
+        <w:spacing w:before="160" w:after="80"/>
+      </w:pPr>
+      <w:r>
+        <w:rPr>
+          <w:rFonts w:ascii="Times New Roman" w:hAnsi="Times New Roman"/>
+          <w:b/>
+          <w:color w:val="000000"/>
+          <w:sz w:val="26"/>
+        </w:rPr>
         <w:lastRenderedPageBreak/>
-        <w:t>- Màn hình hiển thị rõ: số tiền cần thu, phương thức, số dư sau khi đối trừ cọc.</w:t>
-      </w:r>
-    </w:p>
-    <w:p>
-      <w:pPr>
-        <w:spacing w:before="160" w:after="80"/>
-      </w:pPr>
-      <w:r>
-        <w:rPr>
-          <w:rFonts w:ascii="Times New Roman" w:hAnsi="Times New Roman"/>
-          <w:b/>
-          <w:color w:val="000000"/>
-          <w:sz w:val="26"/>
-        </w:rPr>
         <w:t>4.5 Quản lý hóa đơn (/Billing)</w:t>
       </w:r>
     </w:p>
